--- a/Complete Architecture.docx
+++ b/Complete Architecture.docx
@@ -1192,6 +1192,9 @@
     <w:p/>
     <w:p>
       <w:r>
+        <w:rPr>
+          <w:noProof/>
+        </w:rPr>
         <w:drawing>
           <wp:inline distT="0" distB="0" distL="0" distR="0" wp14:anchorId="187AE746" wp14:editId="3E0721C0">
             <wp:extent cx="5401429" cy="6516009"/>
@@ -1229,6 +1232,281 @@
         </w:drawing>
       </w:r>
     </w:p>
+    <w:p/>
+    <w:p>
+      <w:r>
+        <w:t>First I would recommend you to go through the entire ToxGaurd root folder completely once to understand the project workflow, its outcomes and viability of results achieved so that you can get the entire context of what I am asking further. Upon my examination I came across these points:</w:t>
+      </w:r>
+      <w:r>
+        <w:br/>
+      </w:r>
+      <w:r>
+        <w:br/>
+        <w:t>### 1. Moderate Performance — Room for Improvement</w:t>
+      </w:r>
+    </w:p>
+    <w:p>
+      <w:r>
+        <w:t>- **AUC-ROC = 0.8375** is decent but not state-of-the-art for toxicity prediction</w:t>
+      </w:r>
+    </w:p>
+    <w:p>
+      <w:r>
+        <w:t>- **Accuracy 77%** means roughly 1 in 4 predictions is wrong</w:t>
+      </w:r>
+    </w:p>
+    <w:p>
+      <w:r>
+        <w:t>- **MCC = 0.511** indicates only moderate agreement (MCC of 1.0 is perfect)</w:t>
+      </w:r>
+    </w:p>
+    <w:p>
+      <w:r>
+        <w:t>- **32.6% false positive rate** is concerning for practical applications — many safe compounds flagged as toxic</w:t>
+      </w:r>
+    </w:p>
+    <w:p/>
+    <w:p>
+      <w:r>
+        <w:t>### 2. Class Imbalance Not Addressed</w:t>
+      </w:r>
+    </w:p>
+    <w:p>
+      <w:r>
+        <w:t>- Dataset is **61.5% toxic / 38.5% non-toxic** (1,466 vs 916 test samples)</w:t>
+      </w:r>
+    </w:p>
+    <w:p>
+      <w:r>
+        <w:t>- T3DB contributes 3,505 samples that are **all toxic** — biases model toward predicting toxic</w:t>
+      </w:r>
+    </w:p>
+    <w:p>
+      <w:r>
+        <w:t>- No class weighting, focal loss, or oversampling to compensate</w:t>
+      </w:r>
+    </w:p>
+    <w:p>
+      <w:r>
+        <w:t>- This likely explains the high false positive rate</w:t>
+      </w:r>
+      <w:r>
+        <w:br/>
+      </w:r>
+      <w:r>
+        <w:br/>
+        <w:t>3. Small Model for the Task</w:t>
+      </w:r>
+    </w:p>
+    <w:p>
+      <w:r>
+        <w:t>- GPT-2 with only **8 layers, 256 dim** is very small by modern standards</w:t>
+      </w:r>
+    </w:p>
+    <w:p>
+      <w:r>
+        <w:t>- Vocabulary of **1,491 tokens** may be too small for complex IUPAC nomenclature</w:t>
+      </w:r>
+    </w:p>
+    <w:p>
+      <w:r>
+        <w:t>- Larger pre-trained chemical language models (ChemBERTa, MolBERT, etc.) might perform better</w:t>
+      </w:r>
+      <w:r>
+        <w:br/>
+        <w:t>This point suggests to use ChemBERTa, MolBerta models, but they were trained exclusively on SMILES and not IUPAC names, and IUPACGPT is the only model trained on IUPAC names, can you once dig deeply through the web and let me know if there are other IUPAC models which perform better than IUPAC or is it better to improve the already existing architecture?</w:t>
+      </w:r>
+      <w:r>
+        <w:br/>
+      </w:r>
+      <w:r>
+        <w:br/>
+        <w:t>4. IUPAC Name Dependency is a Bottleneck</w:t>
+      </w:r>
+    </w:p>
+    <w:p>
+      <w:r>
+        <w:t>- SMILES → IUPAC resolution via external APIs (PubChem, ChemSpider) introduces fragility</w:t>
+      </w:r>
+    </w:p>
+    <w:p>
+      <w:r>
+        <w:t>- Molecules without IUPAC names are **dropped entirely** — data loss</w:t>
+      </w:r>
+    </w:p>
+    <w:p>
+      <w:r>
+        <w:t>- [failed_resolve.csv](file:///c:/Users/PAVAN%20K%20AITHAL/OneDrive/Desktop/PROJECT/Toxgaurd/data/failed_resolve.csv) (128KB) suggests a substantial number of compounds couldn't be resolved</w:t>
+      </w:r>
+    </w:p>
+    <w:p>
+      <w:r>
+        <w:t>- At inference time, user must provide exact IUPAC names — less practical than SMILES input</w:t>
+      </w:r>
+      <w:r>
+        <w:br/>
+      </w:r>
+      <w:r>
+        <w:br/>
+        <w:t>Since IUPAC names were not resolved I dropped or else it would revert back to SMILES training which would affect the architecture, is there any other better way to handle this?</w:t>
+      </w:r>
+      <w:r>
+        <w:br/>
+      </w:r>
+      <w:r>
+        <w:br/>
+        <w:t>9. No Cross-Validation</w:t>
+      </w:r>
+    </w:p>
+    <w:p>
+      <w:r>
+        <w:t>- Single random 80/10/10 split — evaluation may not generalize well</w:t>
+      </w:r>
+    </w:p>
+    <w:p>
+      <w:r>
+        <w:t>- No k-fold cross-validation or scaffold splitting (scaffold split is standard in cheminformatics)</w:t>
+      </w:r>
+    </w:p>
+    <w:p>
+      <w:r>
+        <w:t>- Structurally similar molecules may leak between train/test sets</w:t>
+      </w:r>
+      <w:r>
+        <w:br/>
+      </w:r>
+      <w:r>
+        <w:br/>
+        <w:t>7. No Explainability</w:t>
+      </w:r>
+    </w:p>
+    <w:p>
+      <w:r>
+        <w:t>- Binary toxic/non-toxic prediction with no mechanistic reasoning</w:t>
+      </w:r>
+    </w:p>
+    <w:p>
+      <w:r>
+        <w:t>- No attention visualization or feature attribution</w:t>
+      </w:r>
+    </w:p>
+    <w:p>
+      <w:r>
+        <w:t>- No indication of **which toxicity endpoint** was triggered (cardio? liver? etc.)</w:t>
+      </w:r>
+    </w:p>
+    <w:p>
+      <w:r>
+        <w:t>- Severity labels are just probability thresholds — not truly informative</w:t>
+      </w:r>
+      <w:r>
+        <w:br/>
+        <w:t>To overcome this we are using CoT and RAG explanations, what do you mean by attention visualisation or feature attribution how will it help further when we are developing CoT and RAG?</w:t>
+      </w:r>
+      <w:r>
+        <w:br/>
+      </w:r>
+      <w:r>
+        <w:br/>
+        <w:t>8. Inconsistent Severity Thresholds</w:t>
+      </w:r>
+    </w:p>
+    <w:p>
+      <w:r>
+        <w:t>- [model.py](file:///c:/Users/PAVAN%20K%20AITHAL/OneDrive/Desktop/PROJECT/Toxgaurd/toxguard/model.py) defines `SEVERITY_THRESHOLDS = [0.20, 0.50, 0.65, 0.80]`</w:t>
+      </w:r>
+    </w:p>
+    <w:p>
+      <w:r>
+        <w:t>- [data_pipeline.py](file:///c:/Users/PAVAN%20K%20AITHAL/OneDrive/Desktop/PROJECT/Toxgaurd/toxguard/data_pipeline.py) defines `SEVERITY_THRESHOLDS = [0.20, 0.40, 0.60, 0.80]`</w:t>
+      </w:r>
+    </w:p>
+    <w:p>
+      <w:r>
+        <w:t>- These are different! Could cause confusion if used inconsistently</w:t>
+      </w:r>
+      <w:r>
+        <w:br/>
+      </w:r>
+      <w:r>
+        <w:br/>
+        <w:t>Suggested improvements:</w:t>
+      </w:r>
+      <w:r>
+        <w:br/>
+      </w:r>
+      <w:r>
+        <w:br/>
+        <w:t>1) In reference to the above screenshot is it viable to change the LoRa settings? What do you suggest?</w:t>
+      </w:r>
+      <w:r>
+        <w:br/>
+      </w:r>
+      <w:r>
+        <w:br/>
+        <w:t>2) In reference to the second screenshot what do you suggest?</w:t>
+      </w:r>
+      <w:r>
+        <w:br/>
+      </w:r>
+      <w:r>
+        <w:br/>
+        <w:t>3) | 1 | **Address class imbalance** — Add class-weighted BCE loss or focal loss; consider down-sampling T3DB (all-toxic dataset) | Reduce false positive rate significantly | Low |</w:t>
+      </w:r>
+    </w:p>
+    <w:p>
+      <w:r>
+        <w:t>| 2 | **Add scaffold splitting** — Use Murcko scaffold-based train/test split instead of random to prevent data leakage from structurally similar molecules | More realistic performance estimates | Medium |</w:t>
+      </w:r>
+    </w:p>
+    <w:p>
+      <w:r>
+        <w:t>| 3 | **Implement proper batch inference** — Pad and batch tokenized inputs in [predict_batch()](file:///c:/Users/PAVAN%20K%20AITHAL/OneDrive/Desktop/PROJECT/Toxgaurd/toxguard/inference.py#163-179) for GPU-accelerated screening | 10-100× inference speedup | Low |</w:t>
+      </w:r>
+      <w:r>
+        <w:br/>
+      </w:r>
+      <w:r>
+        <w:br/>
+        <w:t>4) 7 | **Attention-based explainability** — Extract and visualize attention weights over IUPAC name substrings to show which chemical groups drive the prediction | Interpretability and trust | Medium |</w:t>
+      </w:r>
+      <w:r>
+        <w:br/>
+        <w:t>Is CoT and RAG not enough? Because we need to implement CoT and RAG in our project, by chance the attention mechanism itself works then we wont be able to integrate CoT and RAG.</w:t>
+      </w:r>
+      <w:r>
+        <w:br/>
+      </w:r>
+      <w:r>
+        <w:br/>
+        <w:t>5) 9 | **Add confidence calibration** — Apply temperature scaling or Platt scaling post-training so P(toxic) is a true probability | Better-calibrated scores | Low |</w:t>
+      </w:r>
+      <w:r>
+        <w:br/>
+        <w:t>| 11 | **Ensemble models** — Train multiple LoRA adapters with different seeds and average predictions | Marginal performance boost | Low |</w:t>
+      </w:r>
+      <w:r>
+        <w:br/>
+      </w:r>
+      <w:r>
+        <w:br/>
+        <w:t>What do these points suggest? Is it necessary to do?</w:t>
+      </w:r>
+      <w:r>
+        <w:br/>
+      </w:r>
+      <w:r>
+        <w:br/>
+        <w:t>I would like you to first scan through the entire folder, observed points and the given suggestions and make the necessary changes by giving proper insights why is the necessary and also providing suggestions from your side.</w:t>
+      </w:r>
+      <w:r>
+        <w:br/>
+      </w:r>
+      <w:r>
+        <w:br/>
+      </w:r>
+    </w:p>
+    <w:p/>
     <w:sectPr>
       <w:pgSz w:w="11906" w:h="16838"/>
       <w:pgMar w:top="1440" w:right="1440" w:bottom="1440" w:left="1440" w:header="708" w:footer="708" w:gutter="0"/>
@@ -3329,7 +3607,6 @@
   <w:style w:type="character" w:default="1" w:styleId="DefaultParagraphFont">
     <w:name w:val="Default Paragraph Font"/>
     <w:uiPriority w:val="1"/>
-    <w:semiHidden/>
     <w:unhideWhenUsed/>
   </w:style>
   <w:style w:type="table" w:default="1" w:styleId="TableNormal">
